--- a/Day 2/Lab 1/Lab 1 - Create DAX calculations in semantic models.docx
+++ b/Day 2/Lab 1/Lab 1 - Create DAX calculations in semantic models.docx
@@ -1650,6 +1650,464 @@
     </w:p>
     <w:p>
       <w:pPr>
+        <w:shd w:val="clear" w:color="auto" w:fill="FFFFFF"/>
+        <w:spacing w:before="100" w:beforeAutospacing="1" w:after="100" w:afterAutospacing="1" w:line="240" w:lineRule="auto"/>
+        <w:ind w:left="1440"/>
+        <w:rPr>
+          <w:rFonts w:ascii="Segoe UI" w:eastAsia="Times New Roman" w:hAnsi="Segoe UI" w:cs="Segoe UI"/>
+          <w:color w:val="222222"/>
+          <w:kern w:val="0"/>
+          <w:sz w:val="20"/>
+          <w:szCs w:val="20"/>
+          <w:lang w:eastAsia="en-IN"/>
+          <w14:ligatures w14:val="none"/>
+        </w:rPr>
+      </w:pPr>
+      <w:r>
+        <w:rPr>
+          <w:rFonts w:ascii="Segoe UI" w:eastAsia="Times New Roman" w:hAnsi="Segoe UI" w:cs="Segoe UI"/>
+          <w:color w:val="222222"/>
+          <w:kern w:val="0"/>
+          <w:sz w:val="20"/>
+          <w:szCs w:val="20"/>
+          <w:lang w:eastAsia="en-IN"/>
+          <w14:ligatures w14:val="none"/>
+        </w:rPr>
+        <w:t>Quarter =</w:t>
+      </w:r>
+    </w:p>
+    <w:p>
+      <w:pPr>
+        <w:shd w:val="clear" w:color="auto" w:fill="FFFFFF"/>
+        <w:spacing w:before="100" w:beforeAutospacing="1" w:after="100" w:afterAutospacing="1" w:line="240" w:lineRule="auto"/>
+        <w:ind w:left="1440"/>
+        <w:rPr>
+          <w:rFonts w:ascii="Segoe UI" w:eastAsia="Times New Roman" w:hAnsi="Segoe UI" w:cs="Segoe UI"/>
+          <w:color w:val="222222"/>
+          <w:kern w:val="0"/>
+          <w:sz w:val="20"/>
+          <w:szCs w:val="20"/>
+          <w:lang w:eastAsia="en-IN"/>
+          <w14:ligatures w14:val="none"/>
+        </w:rPr>
+      </w:pPr>
+      <w:r>
+        <w:rPr>
+          <w:rFonts w:ascii="Segoe UI" w:eastAsia="Times New Roman" w:hAnsi="Segoe UI" w:cs="Segoe UI"/>
+          <w:color w:val="222222"/>
+          <w:kern w:val="0"/>
+          <w:sz w:val="20"/>
+          <w:szCs w:val="20"/>
+          <w:lang w:eastAsia="en-IN"/>
+          <w14:ligatures w14:val="none"/>
+        </w:rPr>
+        <w:t>'Date'[Year] &amp; " Q"</w:t>
+      </w:r>
+      <w:r>
+        <w:rPr>
+          <w:rFonts w:ascii="Segoe UI" w:eastAsia="Times New Roman" w:hAnsi="Segoe UI" w:cs="Segoe UI"/>
+          <w:color w:val="222222"/>
+          <w:kern w:val="0"/>
+          <w:sz w:val="20"/>
+          <w:szCs w:val="20"/>
+          <w:lang w:eastAsia="en-IN"/>
+          <w14:ligatures w14:val="none"/>
+        </w:rPr>
+        <w:t xml:space="preserve"> </w:t>
+      </w:r>
+      <w:r>
+        <w:rPr>
+          <w:rFonts w:ascii="Segoe UI" w:eastAsia="Times New Roman" w:hAnsi="Segoe UI" w:cs="Segoe UI"/>
+          <w:color w:val="222222"/>
+          <w:kern w:val="0"/>
+          <w:sz w:val="20"/>
+          <w:szCs w:val="20"/>
+          <w:lang w:eastAsia="en-IN"/>
+          <w14:ligatures w14:val="none"/>
+        </w:rPr>
+        <w:t xml:space="preserve">    &amp; IF(MONTH('Date'[Date]) &lt;= 3, </w:t>
+      </w:r>
+      <w:proofErr w:type="gramStart"/>
+      <w:r>
+        <w:rPr>
+          <w:rFonts w:ascii="Segoe UI" w:eastAsia="Times New Roman" w:hAnsi="Segoe UI" w:cs="Segoe UI"/>
+          <w:color w:val="222222"/>
+          <w:kern w:val="0"/>
+          <w:sz w:val="20"/>
+          <w:szCs w:val="20"/>
+          <w:lang w:eastAsia="en-IN"/>
+          <w14:ligatures w14:val="none"/>
+        </w:rPr>
+        <w:t xml:space="preserve">3,   </w:t>
+      </w:r>
+      <w:proofErr w:type="gramEnd"/>
+      <w:r>
+        <w:rPr>
+          <w:rFonts w:ascii="Segoe UI" w:eastAsia="Times New Roman" w:hAnsi="Segoe UI" w:cs="Segoe UI"/>
+          <w:color w:val="222222"/>
+          <w:kern w:val="0"/>
+          <w:sz w:val="20"/>
+          <w:szCs w:val="20"/>
+          <w:lang w:eastAsia="en-IN"/>
+          <w14:ligatures w14:val="none"/>
+        </w:rPr>
+        <w:t xml:space="preserve">    </w:t>
+      </w:r>
+      <w:proofErr w:type="gramStart"/>
+      <w:r>
+        <w:rPr>
+          <w:rFonts w:ascii="Segoe UI" w:eastAsia="Times New Roman" w:hAnsi="Segoe UI" w:cs="Segoe UI"/>
+          <w:color w:val="222222"/>
+          <w:kern w:val="0"/>
+          <w:sz w:val="20"/>
+          <w:szCs w:val="20"/>
+          <w:lang w:eastAsia="en-IN"/>
+          <w14:ligatures w14:val="none"/>
+        </w:rPr>
+        <w:t>IF(</w:t>
+      </w:r>
+      <w:r>
+        <w:rPr>
+          <w:rFonts w:ascii="Segoe UI" w:eastAsia="Times New Roman" w:hAnsi="Segoe UI" w:cs="Segoe UI"/>
+          <w:color w:val="222222"/>
+          <w:kern w:val="0"/>
+          <w:sz w:val="20"/>
+          <w:szCs w:val="20"/>
+          <w:lang w:eastAsia="en-IN"/>
+          <w14:ligatures w14:val="none"/>
+        </w:rPr>
+        <w:t xml:space="preserve"> </w:t>
+      </w:r>
+      <w:r>
+        <w:rPr>
+          <w:rFonts w:ascii="Segoe UI" w:eastAsia="Times New Roman" w:hAnsi="Segoe UI" w:cs="Segoe UI"/>
+          <w:color w:val="222222"/>
+          <w:kern w:val="0"/>
+          <w:sz w:val="20"/>
+          <w:szCs w:val="20"/>
+          <w:lang w:eastAsia="en-IN"/>
+          <w14:ligatures w14:val="none"/>
+        </w:rPr>
+        <w:t xml:space="preserve"> </w:t>
+      </w:r>
+      <w:proofErr w:type="gramEnd"/>
+      <w:r>
+        <w:rPr>
+          <w:rFonts w:ascii="Segoe UI" w:eastAsia="Times New Roman" w:hAnsi="Segoe UI" w:cs="Segoe UI"/>
+          <w:color w:val="222222"/>
+          <w:kern w:val="0"/>
+          <w:sz w:val="20"/>
+          <w:szCs w:val="20"/>
+          <w:lang w:eastAsia="en-IN"/>
+          <w14:ligatures w14:val="none"/>
+        </w:rPr>
+        <w:t xml:space="preserve">           MONTH('Date'[Date]) &lt;= </w:t>
+      </w:r>
+      <w:proofErr w:type="gramStart"/>
+      <w:r>
+        <w:rPr>
+          <w:rFonts w:ascii="Segoe UI" w:eastAsia="Times New Roman" w:hAnsi="Segoe UI" w:cs="Segoe UI"/>
+          <w:color w:val="222222"/>
+          <w:kern w:val="0"/>
+          <w:sz w:val="20"/>
+          <w:szCs w:val="20"/>
+          <w:lang w:eastAsia="en-IN"/>
+          <w14:ligatures w14:val="none"/>
+        </w:rPr>
+        <w:t>6,</w:t>
+      </w:r>
+      <w:r>
+        <w:rPr>
+          <w:rFonts w:ascii="Segoe UI" w:eastAsia="Times New Roman" w:hAnsi="Segoe UI" w:cs="Segoe UI"/>
+          <w:color w:val="222222"/>
+          <w:kern w:val="0"/>
+          <w:sz w:val="20"/>
+          <w:szCs w:val="20"/>
+          <w:lang w:eastAsia="en-IN"/>
+          <w14:ligatures w14:val="none"/>
+        </w:rPr>
+        <w:t xml:space="preserve"> </w:t>
+      </w:r>
+      <w:r>
+        <w:rPr>
+          <w:rFonts w:ascii="Segoe UI" w:eastAsia="Times New Roman" w:hAnsi="Segoe UI" w:cs="Segoe UI"/>
+          <w:color w:val="222222"/>
+          <w:kern w:val="0"/>
+          <w:sz w:val="20"/>
+          <w:szCs w:val="20"/>
+          <w:lang w:eastAsia="en-IN"/>
+          <w14:ligatures w14:val="none"/>
+        </w:rPr>
+        <w:t xml:space="preserve">  </w:t>
+      </w:r>
+      <w:proofErr w:type="gramEnd"/>
+      <w:r>
+        <w:rPr>
+          <w:rFonts w:ascii="Segoe UI" w:eastAsia="Times New Roman" w:hAnsi="Segoe UI" w:cs="Segoe UI"/>
+          <w:color w:val="222222"/>
+          <w:kern w:val="0"/>
+          <w:sz w:val="20"/>
+          <w:szCs w:val="20"/>
+          <w:lang w:eastAsia="en-IN"/>
+          <w14:ligatures w14:val="none"/>
+        </w:rPr>
+        <w:t xml:space="preserve"> </w:t>
+      </w:r>
+      <w:proofErr w:type="gramStart"/>
+      <w:r>
+        <w:rPr>
+          <w:rFonts w:ascii="Segoe UI" w:eastAsia="Times New Roman" w:hAnsi="Segoe UI" w:cs="Segoe UI"/>
+          <w:color w:val="222222"/>
+          <w:kern w:val="0"/>
+          <w:sz w:val="20"/>
+          <w:szCs w:val="20"/>
+          <w:lang w:eastAsia="en-IN"/>
+          <w14:ligatures w14:val="none"/>
+        </w:rPr>
+        <w:t xml:space="preserve">4,   </w:t>
+      </w:r>
+      <w:proofErr w:type="gramEnd"/>
+      <w:r>
+        <w:rPr>
+          <w:rFonts w:ascii="Segoe UI" w:eastAsia="Times New Roman" w:hAnsi="Segoe UI" w:cs="Segoe UI"/>
+          <w:color w:val="222222"/>
+          <w:kern w:val="0"/>
+          <w:sz w:val="20"/>
+          <w:szCs w:val="20"/>
+          <w:lang w:eastAsia="en-IN"/>
+          <w14:ligatures w14:val="none"/>
+        </w:rPr>
+        <w:t xml:space="preserve">      </w:t>
+      </w:r>
+      <w:proofErr w:type="gramStart"/>
+      <w:r>
+        <w:rPr>
+          <w:rFonts w:ascii="Segoe UI" w:eastAsia="Times New Roman" w:hAnsi="Segoe UI" w:cs="Segoe UI"/>
+          <w:color w:val="222222"/>
+          <w:kern w:val="0"/>
+          <w:sz w:val="20"/>
+          <w:szCs w:val="20"/>
+          <w:lang w:eastAsia="en-IN"/>
+          <w14:ligatures w14:val="none"/>
+        </w:rPr>
+        <w:t>IF(</w:t>
+      </w:r>
+      <w:r>
+        <w:rPr>
+          <w:rFonts w:ascii="Segoe UI" w:eastAsia="Times New Roman" w:hAnsi="Segoe UI" w:cs="Segoe UI"/>
+          <w:color w:val="222222"/>
+          <w:kern w:val="0"/>
+          <w:sz w:val="20"/>
+          <w:szCs w:val="20"/>
+          <w:lang w:eastAsia="en-IN"/>
+          <w14:ligatures w14:val="none"/>
+        </w:rPr>
+        <w:t xml:space="preserve"> </w:t>
+      </w:r>
+      <w:r>
+        <w:rPr>
+          <w:rFonts w:ascii="Segoe UI" w:eastAsia="Times New Roman" w:hAnsi="Segoe UI" w:cs="Segoe UI"/>
+          <w:color w:val="222222"/>
+          <w:kern w:val="0"/>
+          <w:sz w:val="20"/>
+          <w:szCs w:val="20"/>
+          <w:lang w:eastAsia="en-IN"/>
+          <w14:ligatures w14:val="none"/>
+        </w:rPr>
+        <w:t xml:space="preserve"> </w:t>
+      </w:r>
+      <w:proofErr w:type="gramEnd"/>
+      <w:r>
+        <w:rPr>
+          <w:rFonts w:ascii="Segoe UI" w:eastAsia="Times New Roman" w:hAnsi="Segoe UI" w:cs="Segoe UI"/>
+          <w:color w:val="222222"/>
+          <w:kern w:val="0"/>
+          <w:sz w:val="20"/>
+          <w:szCs w:val="20"/>
+          <w:lang w:eastAsia="en-IN"/>
+          <w14:ligatures w14:val="none"/>
+        </w:rPr>
+        <w:t xml:space="preserve"> MONTH('Date'[Date]) &lt;= </w:t>
+      </w:r>
+      <w:proofErr w:type="gramStart"/>
+      <w:r>
+        <w:rPr>
+          <w:rFonts w:ascii="Segoe UI" w:eastAsia="Times New Roman" w:hAnsi="Segoe UI" w:cs="Segoe UI"/>
+          <w:color w:val="222222"/>
+          <w:kern w:val="0"/>
+          <w:sz w:val="20"/>
+          <w:szCs w:val="20"/>
+          <w:lang w:eastAsia="en-IN"/>
+          <w14:ligatures w14:val="none"/>
+        </w:rPr>
+        <w:t>9,</w:t>
+      </w:r>
+      <w:r>
+        <w:rPr>
+          <w:rFonts w:ascii="Segoe UI" w:eastAsia="Times New Roman" w:hAnsi="Segoe UI" w:cs="Segoe UI"/>
+          <w:color w:val="222222"/>
+          <w:kern w:val="0"/>
+          <w:sz w:val="20"/>
+          <w:szCs w:val="20"/>
+          <w:lang w:eastAsia="en-IN"/>
+          <w14:ligatures w14:val="none"/>
+        </w:rPr>
+        <w:t xml:space="preserve"> </w:t>
+      </w:r>
+      <w:r>
+        <w:rPr>
+          <w:rFonts w:ascii="Segoe UI" w:eastAsia="Times New Roman" w:hAnsi="Segoe UI" w:cs="Segoe UI"/>
+          <w:color w:val="222222"/>
+          <w:kern w:val="0"/>
+          <w:sz w:val="20"/>
+          <w:szCs w:val="20"/>
+          <w:lang w:eastAsia="en-IN"/>
+          <w14:ligatures w14:val="none"/>
+        </w:rPr>
+        <w:t xml:space="preserve">  </w:t>
+      </w:r>
+      <w:proofErr w:type="gramEnd"/>
+      <w:r>
+        <w:rPr>
+          <w:rFonts w:ascii="Segoe UI" w:eastAsia="Times New Roman" w:hAnsi="Segoe UI" w:cs="Segoe UI"/>
+          <w:color w:val="222222"/>
+          <w:kern w:val="0"/>
+          <w:sz w:val="20"/>
+          <w:szCs w:val="20"/>
+          <w:lang w:eastAsia="en-IN"/>
+          <w14:ligatures w14:val="none"/>
+        </w:rPr>
+        <w:t xml:space="preserve">     </w:t>
+      </w:r>
+      <w:proofErr w:type="gramStart"/>
+      <w:r>
+        <w:rPr>
+          <w:rFonts w:ascii="Segoe UI" w:eastAsia="Times New Roman" w:hAnsi="Segoe UI" w:cs="Segoe UI"/>
+          <w:color w:val="222222"/>
+          <w:kern w:val="0"/>
+          <w:sz w:val="20"/>
+          <w:szCs w:val="20"/>
+          <w:lang w:eastAsia="en-IN"/>
+          <w14:ligatures w14:val="none"/>
+        </w:rPr>
+        <w:t xml:space="preserve">1,   </w:t>
+      </w:r>
+      <w:proofErr w:type="gramEnd"/>
+      <w:r>
+        <w:rPr>
+          <w:rFonts w:ascii="Segoe UI" w:eastAsia="Times New Roman" w:hAnsi="Segoe UI" w:cs="Segoe UI"/>
+          <w:color w:val="222222"/>
+          <w:kern w:val="0"/>
+          <w:sz w:val="20"/>
+          <w:szCs w:val="20"/>
+          <w:lang w:eastAsia="en-IN"/>
+          <w14:ligatures w14:val="none"/>
+        </w:rPr>
+        <w:t xml:space="preserve">            2</w:t>
+      </w:r>
+    </w:p>
+    <w:p>
+      <w:pPr>
+        <w:shd w:val="clear" w:color="auto" w:fill="FFFFFF"/>
+        <w:spacing w:before="100" w:beforeAutospacing="1" w:after="100" w:afterAutospacing="1" w:line="240" w:lineRule="auto"/>
+        <w:ind w:left="1440"/>
+        <w:rPr>
+          <w:rFonts w:ascii="Segoe UI" w:eastAsia="Times New Roman" w:hAnsi="Segoe UI" w:cs="Segoe UI"/>
+          <w:color w:val="222222"/>
+          <w:kern w:val="0"/>
+          <w:sz w:val="20"/>
+          <w:szCs w:val="20"/>
+          <w:lang w:eastAsia="en-IN"/>
+          <w14:ligatures w14:val="none"/>
+        </w:rPr>
+      </w:pPr>
+      <w:r>
+        <w:rPr>
+          <w:rFonts w:ascii="Segoe UI" w:eastAsia="Times New Roman" w:hAnsi="Segoe UI" w:cs="Segoe UI"/>
+          <w:color w:val="222222"/>
+          <w:kern w:val="0"/>
+          <w:sz w:val="20"/>
+          <w:szCs w:val="20"/>
+          <w:lang w:eastAsia="en-IN"/>
+          <w14:ligatures w14:val="none"/>
+        </w:rPr>
+        <w:t xml:space="preserve">            )</w:t>
+      </w:r>
+    </w:p>
+    <w:p>
+      <w:pPr>
+        <w:shd w:val="clear" w:color="auto" w:fill="FFFFFF"/>
+        <w:spacing w:before="100" w:beforeAutospacing="1" w:after="100" w:afterAutospacing="1" w:line="240" w:lineRule="auto"/>
+        <w:ind w:left="1440"/>
+        <w:rPr>
+          <w:rFonts w:ascii="Segoe UI" w:eastAsia="Times New Roman" w:hAnsi="Segoe UI" w:cs="Segoe UI"/>
+          <w:color w:val="222222"/>
+          <w:kern w:val="0"/>
+          <w:sz w:val="20"/>
+          <w:szCs w:val="20"/>
+          <w:lang w:eastAsia="en-IN"/>
+          <w14:ligatures w14:val="none"/>
+        </w:rPr>
+      </w:pPr>
+      <w:r>
+        <w:rPr>
+          <w:rFonts w:ascii="Segoe UI" w:eastAsia="Times New Roman" w:hAnsi="Segoe UI" w:cs="Segoe UI"/>
+          <w:color w:val="222222"/>
+          <w:kern w:val="0"/>
+          <w:sz w:val="20"/>
+          <w:szCs w:val="20"/>
+          <w:lang w:eastAsia="en-IN"/>
+          <w14:ligatures w14:val="none"/>
+        </w:rPr>
+        <w:t xml:space="preserve">        )</w:t>
+      </w:r>
+    </w:p>
+    <w:p>
+      <w:pPr>
+        <w:shd w:val="clear" w:color="auto" w:fill="FFFFFF"/>
+        <w:spacing w:before="100" w:beforeAutospacing="1" w:after="100" w:afterAutospacing="1" w:line="240" w:lineRule="auto"/>
+        <w:ind w:left="1440"/>
+        <w:rPr>
+          <w:rFonts w:ascii="Segoe UI" w:eastAsia="Times New Roman" w:hAnsi="Segoe UI" w:cs="Segoe UI"/>
+          <w:color w:val="222222"/>
+          <w:kern w:val="0"/>
+          <w:sz w:val="20"/>
+          <w:szCs w:val="20"/>
+          <w:lang w:eastAsia="en-IN"/>
+          <w14:ligatures w14:val="none"/>
+        </w:rPr>
+      </w:pPr>
+      <w:r>
+        <w:rPr>
+          <w:rFonts w:ascii="Segoe UI" w:eastAsia="Times New Roman" w:hAnsi="Segoe UI" w:cs="Segoe UI"/>
+          <w:color w:val="222222"/>
+          <w:kern w:val="0"/>
+          <w:sz w:val="20"/>
+          <w:szCs w:val="20"/>
+          <w:lang w:eastAsia="en-IN"/>
+          <w14:ligatures w14:val="none"/>
+        </w:rPr>
+        <w:t xml:space="preserve">    )</w:t>
+      </w:r>
+    </w:p>
+    <w:p>
+      <w:pPr>
+        <w:shd w:val="clear" w:color="auto" w:fill="FFFFFF"/>
+        <w:spacing w:before="100" w:beforeAutospacing="1" w:after="100" w:afterAutospacing="1" w:line="240" w:lineRule="auto"/>
+        <w:ind w:left="1440"/>
+        <w:rPr>
+          <w:rFonts w:ascii="Segoe UI" w:eastAsia="Times New Roman" w:hAnsi="Segoe UI" w:cs="Segoe UI"/>
+          <w:color w:val="222222"/>
+          <w:kern w:val="0"/>
+          <w:sz w:val="24"/>
+          <w:szCs w:val="24"/>
+          <w:lang w:eastAsia="en-IN"/>
+          <w14:ligatures w14:val="none"/>
+        </w:rPr>
+      </w:pPr>
+    </w:p>
+    <w:p>
+      <w:pPr>
         <w:numPr>
           <w:ilvl w:val="1"/>
           <w:numId w:val="13"/>
@@ -1679,6 +2137,88 @@
           <w14:ligatures w14:val="none"/>
         </w:rPr>
         <w:t>Month</w:t>
+      </w:r>
+    </w:p>
+    <w:p>
+      <w:pPr>
+        <w:shd w:val="clear" w:color="auto" w:fill="FFFFFF"/>
+        <w:spacing w:before="100" w:beforeAutospacing="1" w:after="100" w:afterAutospacing="1" w:line="240" w:lineRule="auto"/>
+        <w:ind w:left="1440"/>
+        <w:rPr>
+          <w:rFonts w:ascii="Segoe UI" w:eastAsia="Times New Roman" w:hAnsi="Segoe UI" w:cs="Segoe UI"/>
+          <w:color w:val="222222"/>
+          <w:kern w:val="0"/>
+          <w:sz w:val="24"/>
+          <w:szCs w:val="24"/>
+          <w:lang w:eastAsia="en-IN"/>
+          <w14:ligatures w14:val="none"/>
+        </w:rPr>
+      </w:pPr>
+      <w:r>
+        <w:rPr>
+          <w:rFonts w:ascii="Segoe UI" w:eastAsia="Times New Roman" w:hAnsi="Segoe UI" w:cs="Segoe UI"/>
+          <w:color w:val="222222"/>
+          <w:kern w:val="0"/>
+          <w:sz w:val="24"/>
+          <w:szCs w:val="24"/>
+          <w:lang w:eastAsia="en-IN"/>
+          <w14:ligatures w14:val="none"/>
+        </w:rPr>
+        <w:t>Month =</w:t>
+      </w:r>
+    </w:p>
+    <w:p>
+      <w:pPr>
+        <w:shd w:val="clear" w:color="auto" w:fill="FFFFFF"/>
+        <w:spacing w:before="100" w:beforeAutospacing="1" w:after="100" w:afterAutospacing="1" w:line="240" w:lineRule="auto"/>
+        <w:ind w:left="1440"/>
+        <w:rPr>
+          <w:rFonts w:ascii="Segoe UI" w:eastAsia="Times New Roman" w:hAnsi="Segoe UI" w:cs="Segoe UI"/>
+          <w:color w:val="222222"/>
+          <w:kern w:val="0"/>
+          <w:sz w:val="24"/>
+          <w:szCs w:val="24"/>
+          <w:lang w:eastAsia="en-IN"/>
+          <w14:ligatures w14:val="none"/>
+        </w:rPr>
+      </w:pPr>
+      <w:r>
+        <w:rPr>
+          <w:rFonts w:ascii="Segoe UI" w:eastAsia="Times New Roman" w:hAnsi="Segoe UI" w:cs="Segoe UI"/>
+          <w:color w:val="222222"/>
+          <w:kern w:val="0"/>
+          <w:sz w:val="24"/>
+          <w:szCs w:val="24"/>
+          <w:lang w:eastAsia="en-IN"/>
+          <w14:ligatures w14:val="none"/>
+        </w:rPr>
+        <w:t>FORMAT('Date'[Date], "</w:t>
+      </w:r>
+      <w:proofErr w:type="spellStart"/>
+      <w:r>
+        <w:rPr>
+          <w:rFonts w:ascii="Segoe UI" w:eastAsia="Times New Roman" w:hAnsi="Segoe UI" w:cs="Segoe UI"/>
+          <w:color w:val="222222"/>
+          <w:kern w:val="0"/>
+          <w:sz w:val="24"/>
+          <w:szCs w:val="24"/>
+          <w:lang w:eastAsia="en-IN"/>
+          <w14:ligatures w14:val="none"/>
+        </w:rPr>
+        <w:t>yyyy</w:t>
+      </w:r>
+      <w:proofErr w:type="spellEnd"/>
+      <w:r>
+        <w:rPr>
+          <w:rFonts w:ascii="Segoe UI" w:eastAsia="Times New Roman" w:hAnsi="Segoe UI" w:cs="Segoe UI"/>
+          <w:color w:val="222222"/>
+          <w:kern w:val="0"/>
+          <w:sz w:val="24"/>
+          <w:szCs w:val="24"/>
+          <w:lang w:eastAsia="en-IN"/>
+          <w14:ligatures w14:val="none"/>
+        </w:rPr>
+        <w:t xml:space="preserve"> MMM")</w:t>
       </w:r>
     </w:p>
     <w:p>
@@ -1720,6 +2260,7 @@
           <w:noProof/>
           <w:color w:val="0050C5"/>
         </w:rPr>
+        <w:lastRenderedPageBreak/>
         <w:drawing>
           <wp:inline distT="0" distB="0" distL="0" distR="0" wp14:anchorId="6C620AA3" wp14:editId="0AE9AAE7">
             <wp:extent cx="3171825" cy="1828800"/>
@@ -1938,7 +2479,6 @@
           <w:rFonts w:ascii="Segoe UI" w:hAnsi="Segoe UI" w:cs="Segoe UI"/>
           <w:color w:val="222222"/>
         </w:rPr>
-        <w:lastRenderedPageBreak/>
         <w:t>To add a matrix visual to the new report page, in the </w:t>
       </w:r>
       <w:r>
@@ -2131,6 +2671,7 @@
           <w:noProof/>
           <w:color w:val="0050C5"/>
         </w:rPr>
+        <w:lastRenderedPageBreak/>
         <w:drawing>
           <wp:inline distT="0" distB="0" distL="0" distR="0" wp14:anchorId="1370806F" wp14:editId="0D7E0214">
             <wp:extent cx="3155780" cy="4062413"/>
@@ -2295,7 +2836,6 @@
           <w:noProof/>
           <w:color w:val="0050C5"/>
         </w:rPr>
-        <w:lastRenderedPageBreak/>
         <w:drawing>
           <wp:inline distT="0" distB="0" distL="0" distR="0" wp14:anchorId="5DFBCEFB" wp14:editId="78A4D8DC">
             <wp:extent cx="2876550" cy="1743075"/>
@@ -2389,6 +2929,7 @@
           <w:noProof/>
           <w:color w:val="0050C5"/>
         </w:rPr>
+        <w:lastRenderedPageBreak/>
         <w:drawing>
           <wp:inline distT="0" distB="0" distL="0" distR="0" wp14:anchorId="204056EA" wp14:editId="210AB039">
             <wp:extent cx="1190625" cy="2200275"/>
@@ -2825,7 +3366,6 @@
         </w:numPr>
       </w:pPr>
       <w:r>
-        <w:lastRenderedPageBreak/>
         <w:t>On the </w:t>
       </w:r>
       <w:r>
@@ -2879,6 +3419,7 @@
         <w:rPr>
           <w:noProof/>
         </w:rPr>
+        <w:lastRenderedPageBreak/>
         <w:drawing>
           <wp:inline distT="0" distB="0" distL="0" distR="0" wp14:anchorId="407DF35F" wp14:editId="07860204">
             <wp:extent cx="2981325" cy="2800350"/>
@@ -4138,23 +4679,30 @@
       </w:r>
       <w:proofErr w:type="spellStart"/>
       <w:r>
+        <w:rPr>
+          <w:highlight w:val="yellow"/>
+        </w:rPr>
         <w:t>Avg</w:t>
       </w:r>
       <w:proofErr w:type="spellEnd"/>
       <w:r>
-        <w:t xml:space="preserve"> Price =  </w:t>
-      </w:r>
-    </w:p>
-    <w:p>
-      <w:r>
-        <w:t xml:space="preserve"> </w:t>
+        <w:rPr>
+          <w:highlight w:val="yellow"/>
+        </w:rPr>
+        <w:t xml:space="preserve"> Price =   </w:t>
       </w:r>
       <w:proofErr w:type="gramStart"/>
       <w:r>
+        <w:rPr>
+          <w:highlight w:val="yellow"/>
+        </w:rPr>
         <w:t>AVERAGE(Sales[</w:t>
       </w:r>
       <w:proofErr w:type="gramEnd"/>
       <w:r>
+        <w:rPr>
+          <w:highlight w:val="yellow"/>
+        </w:rPr>
         <w:t>Unit Price])</w:t>
       </w:r>
     </w:p>
@@ -4361,8 +4909,223 @@
         </w:numPr>
       </w:pPr>
       <w:r>
+        <w:t>Order Lines</w:t>
+      </w:r>
+    </w:p>
+    <w:p>
+      <w:pPr>
+        <w:ind w:left="720"/>
+        <w:rPr>
+          <w:highlight w:val="yellow"/>
+        </w:rPr>
+      </w:pPr>
+      <w:r>
+        <w:rPr>
+          <w:highlight w:val="yellow"/>
+        </w:rPr>
         <w:lastRenderedPageBreak/>
-        <w:t>Order Lines</w:t>
+        <w:t>Median Price =</w:t>
+      </w:r>
+    </w:p>
+    <w:p>
+      <w:pPr>
+        <w:ind w:left="720"/>
+        <w:rPr>
+          <w:highlight w:val="yellow"/>
+        </w:rPr>
+      </w:pPr>
+      <w:proofErr w:type="gramStart"/>
+      <w:r>
+        <w:rPr>
+          <w:highlight w:val="yellow"/>
+        </w:rPr>
+        <w:t>MEDIAN(Sales[</w:t>
+      </w:r>
+      <w:proofErr w:type="gramEnd"/>
+      <w:r>
+        <w:rPr>
+          <w:highlight w:val="yellow"/>
+        </w:rPr>
+        <w:t>Unit Price])</w:t>
+      </w:r>
+    </w:p>
+    <w:p>
+      <w:pPr>
+        <w:ind w:left="720"/>
+        <w:rPr>
+          <w:highlight w:val="yellow"/>
+        </w:rPr>
+      </w:pPr>
+    </w:p>
+    <w:p>
+      <w:pPr>
+        <w:ind w:left="720"/>
+        <w:rPr>
+          <w:highlight w:val="yellow"/>
+        </w:rPr>
+      </w:pPr>
+      <w:r>
+        <w:rPr>
+          <w:highlight w:val="yellow"/>
+        </w:rPr>
+        <w:t>Min Price =</w:t>
+      </w:r>
+    </w:p>
+    <w:p>
+      <w:pPr>
+        <w:ind w:left="720"/>
+        <w:rPr>
+          <w:highlight w:val="yellow"/>
+        </w:rPr>
+      </w:pPr>
+      <w:proofErr w:type="gramStart"/>
+      <w:r>
+        <w:rPr>
+          <w:highlight w:val="yellow"/>
+        </w:rPr>
+        <w:t>MIN(Sales[</w:t>
+      </w:r>
+      <w:proofErr w:type="gramEnd"/>
+      <w:r>
+        <w:rPr>
+          <w:highlight w:val="yellow"/>
+        </w:rPr>
+        <w:t>Unit Price])</w:t>
+      </w:r>
+    </w:p>
+    <w:p>
+      <w:pPr>
+        <w:ind w:left="720"/>
+        <w:rPr>
+          <w:highlight w:val="yellow"/>
+        </w:rPr>
+      </w:pPr>
+    </w:p>
+    <w:p>
+      <w:pPr>
+        <w:ind w:left="720"/>
+        <w:rPr>
+          <w:highlight w:val="yellow"/>
+        </w:rPr>
+      </w:pPr>
+      <w:r>
+        <w:rPr>
+          <w:highlight w:val="yellow"/>
+        </w:rPr>
+        <w:t>Max Price =</w:t>
+      </w:r>
+    </w:p>
+    <w:p>
+      <w:pPr>
+        <w:ind w:left="720"/>
+        <w:rPr>
+          <w:highlight w:val="yellow"/>
+        </w:rPr>
+      </w:pPr>
+      <w:proofErr w:type="gramStart"/>
+      <w:r>
+        <w:rPr>
+          <w:highlight w:val="yellow"/>
+        </w:rPr>
+        <w:t>MAX(Sales[</w:t>
+      </w:r>
+      <w:proofErr w:type="gramEnd"/>
+      <w:r>
+        <w:rPr>
+          <w:highlight w:val="yellow"/>
+        </w:rPr>
+        <w:t>Unit Price])</w:t>
+      </w:r>
+    </w:p>
+    <w:p>
+      <w:pPr>
+        <w:ind w:left="720"/>
+        <w:rPr>
+          <w:highlight w:val="yellow"/>
+        </w:rPr>
+      </w:pPr>
+    </w:p>
+    <w:p>
+      <w:pPr>
+        <w:ind w:left="720"/>
+        <w:rPr>
+          <w:highlight w:val="yellow"/>
+        </w:rPr>
+      </w:pPr>
+      <w:r>
+        <w:rPr>
+          <w:highlight w:val="yellow"/>
+        </w:rPr>
+        <w:t>Orders =</w:t>
+      </w:r>
+    </w:p>
+    <w:p>
+      <w:pPr>
+        <w:ind w:left="720"/>
+        <w:rPr>
+          <w:highlight w:val="yellow"/>
+        </w:rPr>
+      </w:pPr>
+      <w:r>
+        <w:rPr>
+          <w:highlight w:val="yellow"/>
+        </w:rPr>
+        <w:t>DISTINCTCOUNT(</w:t>
+      </w:r>
+      <w:proofErr w:type="gramStart"/>
+      <w:r>
+        <w:rPr>
+          <w:highlight w:val="yellow"/>
+        </w:rPr>
+        <w:t>Sales[</w:t>
+      </w:r>
+      <w:proofErr w:type="spellStart"/>
+      <w:proofErr w:type="gramEnd"/>
+      <w:r>
+        <w:rPr>
+          <w:highlight w:val="yellow"/>
+        </w:rPr>
+        <w:t>SalesOrderNumber</w:t>
+      </w:r>
+      <w:proofErr w:type="spellEnd"/>
+      <w:r>
+        <w:rPr>
+          <w:highlight w:val="yellow"/>
+        </w:rPr>
+        <w:t>])</w:t>
+      </w:r>
+    </w:p>
+    <w:p>
+      <w:pPr>
+        <w:ind w:left="720"/>
+        <w:rPr>
+          <w:highlight w:val="yellow"/>
+        </w:rPr>
+      </w:pPr>
+    </w:p>
+    <w:p>
+      <w:pPr>
+        <w:ind w:left="720"/>
+        <w:rPr>
+          <w:highlight w:val="yellow"/>
+        </w:rPr>
+      </w:pPr>
+      <w:r>
+        <w:rPr>
+          <w:highlight w:val="yellow"/>
+        </w:rPr>
+        <w:t>Order Lines =</w:t>
+      </w:r>
+    </w:p>
+    <w:p>
+      <w:pPr>
+        <w:ind w:left="720"/>
+      </w:pPr>
+      <w:r>
+        <w:rPr>
+          <w:highlight w:val="yellow"/>
+        </w:rPr>
+        <w:t>COUNTROWS(Sales)</w:t>
       </w:r>
     </w:p>
     <w:p>
@@ -5129,6 +5892,7 @@
           <w:lang w:eastAsia="en-IN"/>
           <w14:ligatures w14:val="none"/>
         </w:rPr>
+        <w:lastRenderedPageBreak/>
         <w:t>In </w:t>
       </w:r>
       <w:r>
@@ -5600,7 +6364,6 @@
           <w:lang w:eastAsia="en-IN"/>
           <w14:ligatures w14:val="none"/>
         </w:rPr>
-        <w:lastRenderedPageBreak/>
         <w:drawing>
           <wp:inline distT="0" distB="0" distL="0" distR="0" wp14:anchorId="7D7D4A6D" wp14:editId="1AC1EF58">
             <wp:extent cx="5731510" cy="1919605"/>
@@ -5712,6 +6475,7 @@
         <w:rPr>
           <w:noProof/>
         </w:rPr>
+        <w:lastRenderedPageBreak/>
         <w:drawing>
           <wp:inline distT="0" distB="0" distL="0" distR="0" wp14:anchorId="71B2C53B" wp14:editId="72192CC1">
             <wp:extent cx="3676650" cy="4457700"/>
@@ -5852,6 +6616,7 @@
           <w:kern w:val="0"/>
           <w:sz w:val="21"/>
           <w:szCs w:val="21"/>
+          <w:highlight w:val="yellow"/>
           <w:shd w:val="clear" w:color="auto" w:fill="F9F9F9"/>
           <w:lang w:eastAsia="en-IN"/>
           <w14:ligatures w14:val="none"/>
@@ -5866,6 +6631,7 @@
           <w:kern w:val="0"/>
           <w:sz w:val="21"/>
           <w:szCs w:val="21"/>
+          <w:highlight w:val="yellow"/>
           <w:shd w:val="clear" w:color="auto" w:fill="F9F9F9"/>
           <w:lang w:eastAsia="en-IN"/>
           <w14:ligatures w14:val="none"/>
@@ -5885,6 +6651,7 @@
           <w:kern w:val="0"/>
           <w:sz w:val="21"/>
           <w:szCs w:val="21"/>
+          <w:highlight w:val="yellow"/>
           <w:shd w:val="clear" w:color="auto" w:fill="F9F9F9"/>
           <w:lang w:eastAsia="en-IN"/>
           <w14:ligatures w14:val="none"/>
@@ -5899,11 +6666,11 @@
           <w:kern w:val="0"/>
           <w:sz w:val="21"/>
           <w:szCs w:val="21"/>
+          <w:highlight w:val="yellow"/>
           <w:shd w:val="clear" w:color="auto" w:fill="F9F9F9"/>
           <w:lang w:eastAsia="en-IN"/>
           <w14:ligatures w14:val="none"/>
         </w:rPr>
-        <w:lastRenderedPageBreak/>
         <w:t xml:space="preserve"> </w:t>
       </w:r>
       <w:proofErr w:type="gramStart"/>
@@ -5916,6 +6683,7 @@
           <w:kern w:val="0"/>
           <w:sz w:val="21"/>
           <w:szCs w:val="21"/>
+          <w:highlight w:val="yellow"/>
           <w:shd w:val="clear" w:color="auto" w:fill="F9F9F9"/>
           <w:lang w:eastAsia="en-IN"/>
           <w14:ligatures w14:val="none"/>
@@ -5936,6 +6704,7 @@
           <w:kern w:val="0"/>
           <w:sz w:val="21"/>
           <w:szCs w:val="21"/>
+          <w:highlight w:val="yellow"/>
           <w:shd w:val="clear" w:color="auto" w:fill="F9F9F9"/>
           <w:lang w:eastAsia="en-IN"/>
           <w14:ligatures w14:val="none"/>
@@ -5950,6 +6719,7 @@
           <w:kern w:val="0"/>
           <w:sz w:val="21"/>
           <w:szCs w:val="21"/>
+          <w:highlight w:val="yellow"/>
           <w:shd w:val="clear" w:color="auto" w:fill="F9F9F9"/>
           <w:lang w:eastAsia="en-IN"/>
           <w14:ligatures w14:val="none"/>
@@ -5966,6 +6736,7 @@
           <w:kern w:val="0"/>
           <w:sz w:val="21"/>
           <w:szCs w:val="21"/>
+          <w:highlight w:val="yellow"/>
           <w:shd w:val="clear" w:color="auto" w:fill="F9F9F9"/>
           <w:lang w:eastAsia="en-IN"/>
           <w14:ligatures w14:val="none"/>
@@ -5982,6 +6753,7 @@
           <w:kern w:val="0"/>
           <w:sz w:val="21"/>
           <w:szCs w:val="21"/>
+          <w:highlight w:val="yellow"/>
           <w:shd w:val="clear" w:color="auto" w:fill="F9F9F9"/>
           <w:lang w:eastAsia="en-IN"/>
           <w14:ligatures w14:val="none"/>
@@ -6001,6 +6773,7 @@
           <w:kern w:val="0"/>
           <w:sz w:val="21"/>
           <w:szCs w:val="21"/>
+          <w:highlight w:val="yellow"/>
           <w:shd w:val="clear" w:color="auto" w:fill="F9F9F9"/>
           <w:lang w:eastAsia="en-IN"/>
           <w14:ligatures w14:val="none"/>
@@ -6015,6 +6788,7 @@
           <w:kern w:val="0"/>
           <w:sz w:val="21"/>
           <w:szCs w:val="21"/>
+          <w:highlight w:val="yellow"/>
           <w:shd w:val="clear" w:color="auto" w:fill="F9F9F9"/>
           <w:lang w:eastAsia="en-IN"/>
           <w14:ligatures w14:val="none"/>
@@ -6031,6 +6805,7 @@
           <w:kern w:val="0"/>
           <w:sz w:val="21"/>
           <w:szCs w:val="21"/>
+          <w:highlight w:val="yellow"/>
           <w:shd w:val="clear" w:color="auto" w:fill="F9F9F9"/>
           <w:lang w:eastAsia="en-IN"/>
           <w14:ligatures w14:val="none"/>
@@ -6048,6 +6823,7 @@
           <w:kern w:val="0"/>
           <w:sz w:val="21"/>
           <w:szCs w:val="21"/>
+          <w:highlight w:val="yellow"/>
           <w:shd w:val="clear" w:color="auto" w:fill="F9F9F9"/>
           <w:lang w:eastAsia="en-IN"/>
           <w14:ligatures w14:val="none"/>
@@ -6064,6 +6840,7 @@
           <w:kern w:val="0"/>
           <w:sz w:val="21"/>
           <w:szCs w:val="21"/>
+          <w:highlight w:val="yellow"/>
           <w:shd w:val="clear" w:color="auto" w:fill="F9F9F9"/>
           <w:lang w:eastAsia="en-IN"/>
           <w14:ligatures w14:val="none"/>
@@ -6088,6 +6865,7 @@
           <w:kern w:val="0"/>
           <w:sz w:val="21"/>
           <w:szCs w:val="21"/>
+          <w:highlight w:val="yellow"/>
           <w:shd w:val="clear" w:color="auto" w:fill="F9F9F9"/>
           <w:lang w:eastAsia="en-IN"/>
           <w14:ligatures w14:val="none"/>
@@ -6183,6 +6961,7 @@
           <w:noProof/>
           <w:color w:val="0050C5"/>
         </w:rPr>
+        <w:lastRenderedPageBreak/>
         <w:drawing>
           <wp:inline distT="0" distB="0" distL="0" distR="0" wp14:anchorId="75ED6323" wp14:editId="41C78143">
             <wp:extent cx="1519238" cy="2052659"/>
@@ -6367,6 +7146,148 @@
       </w:pPr>
       <w:r>
         <w:t>Variance Margin</w:t>
+      </w:r>
+    </w:p>
+    <w:p>
+      <w:pPr>
+        <w:pStyle w:val="ListParagraph"/>
+        <w:ind w:left="1440"/>
+        <w:rPr>
+          <w:highlight w:val="yellow"/>
+        </w:rPr>
+      </w:pPr>
+      <w:r>
+        <w:rPr>
+          <w:highlight w:val="yellow"/>
+        </w:rPr>
+        <w:t>Variance =</w:t>
+      </w:r>
+    </w:p>
+    <w:p>
+      <w:pPr>
+        <w:pStyle w:val="ListParagraph"/>
+        <w:ind w:left="1440"/>
+        <w:rPr>
+          <w:highlight w:val="yellow"/>
+        </w:rPr>
+      </w:pPr>
+      <w:proofErr w:type="gramStart"/>
+      <w:r>
+        <w:rPr>
+          <w:highlight w:val="yellow"/>
+        </w:rPr>
+        <w:t>IF(</w:t>
+      </w:r>
+      <w:proofErr w:type="gramEnd"/>
+    </w:p>
+    <w:p>
+      <w:pPr>
+        <w:pStyle w:val="ListParagraph"/>
+        <w:ind w:left="1440"/>
+        <w:rPr>
+          <w:highlight w:val="yellow"/>
+        </w:rPr>
+      </w:pPr>
+      <w:r>
+        <w:rPr>
+          <w:highlight w:val="yellow"/>
+        </w:rPr>
+        <w:tab/>
+      </w:r>
+      <w:proofErr w:type="gramStart"/>
+      <w:r>
+        <w:rPr>
+          <w:highlight w:val="yellow"/>
+        </w:rPr>
+        <w:t>HASONEVALUE(</w:t>
+      </w:r>
+      <w:proofErr w:type="gramEnd"/>
+      <w:r>
+        <w:rPr>
+          <w:highlight w:val="yellow"/>
+        </w:rPr>
+        <w:t>'Salesperson (Performance)'[Salesperson]),</w:t>
+      </w:r>
+    </w:p>
+    <w:p>
+      <w:pPr>
+        <w:pStyle w:val="ListParagraph"/>
+        <w:ind w:left="1440"/>
+        <w:rPr>
+          <w:highlight w:val="yellow"/>
+        </w:rPr>
+      </w:pPr>
+      <w:r>
+        <w:rPr>
+          <w:highlight w:val="yellow"/>
+        </w:rPr>
+        <w:tab/>
+        <w:t>SUM(</w:t>
+      </w:r>
+      <w:proofErr w:type="gramStart"/>
+      <w:r>
+        <w:rPr>
+          <w:highlight w:val="yellow"/>
+        </w:rPr>
+        <w:t>Sales[</w:t>
+      </w:r>
+      <w:proofErr w:type="gramEnd"/>
+      <w:r>
+        <w:rPr>
+          <w:highlight w:val="yellow"/>
+        </w:rPr>
+        <w:t>Sales]) - [Target]</w:t>
+      </w:r>
+    </w:p>
+    <w:p>
+      <w:pPr>
+        <w:pStyle w:val="ListParagraph"/>
+        <w:ind w:left="1440"/>
+        <w:rPr>
+          <w:highlight w:val="yellow"/>
+        </w:rPr>
+      </w:pPr>
+      <w:r>
+        <w:rPr>
+          <w:highlight w:val="yellow"/>
+        </w:rPr>
+        <w:t>)</w:t>
+      </w:r>
+    </w:p>
+    <w:p>
+      <w:pPr>
+        <w:pStyle w:val="ListParagraph"/>
+        <w:ind w:left="1440"/>
+        <w:rPr>
+          <w:highlight w:val="yellow"/>
+        </w:rPr>
+      </w:pPr>
+    </w:p>
+    <w:p>
+      <w:pPr>
+        <w:pStyle w:val="ListParagraph"/>
+        <w:ind w:left="1440"/>
+        <w:rPr>
+          <w:highlight w:val="yellow"/>
+        </w:rPr>
+      </w:pPr>
+      <w:r>
+        <w:rPr>
+          <w:highlight w:val="yellow"/>
+        </w:rPr>
+        <w:t>Variance Margin =</w:t>
+      </w:r>
+    </w:p>
+    <w:p>
+      <w:pPr>
+        <w:pStyle w:val="ListParagraph"/>
+        <w:ind w:left="1440"/>
+      </w:pPr>
+      <w:r>
+        <w:rPr>
+          <w:highlight w:val="yellow"/>
+        </w:rPr>
+        <w:t>DIVIDE([Variance], [Target])</w:t>
       </w:r>
     </w:p>
     <w:p>
@@ -10310,7 +11231,6 @@
   <w:style w:type="character" w:default="1" w:styleId="DefaultParagraphFont">
     <w:name w:val="Default Paragraph Font"/>
     <w:uiPriority w:val="1"/>
-    <w:semiHidden/>
     <w:unhideWhenUsed/>
   </w:style>
   <w:style w:type="table" w:default="1" w:styleId="TableNormal">

--- a/Day 2/Lab 1/Lab 1 - Create DAX calculations in semantic models.docx
+++ b/Day 2/Lab 1/Lab 1 - Create DAX calculations in semantic models.docx
@@ -445,22 +445,10 @@
           <w:b/>
           <w:bCs/>
         </w:rPr>
-        <w:t xml:space="preserve">Model </w:t>
-      </w:r>
-      <w:proofErr w:type="gramStart"/>
-      <w:r>
-        <w:rPr>
-          <w:b/>
-          <w:bCs/>
-        </w:rPr>
-        <w:t>view</w:t>
-      </w:r>
-      <w:r>
-        <w:t>, and</w:t>
-      </w:r>
-      <w:proofErr w:type="gramEnd"/>
-      <w:r>
-        <w:t xml:space="preserve"> notice that the Salesperson table is available.</w:t>
+        <w:t>Model view</w:t>
+      </w:r>
+      <w:r>
+        <w:t>, and notice that the Salesperson table is available.</w:t>
       </w:r>
     </w:p>
     <w:p>
@@ -1150,15 +1138,7 @@
     </w:p>
     <w:p>
       <w:r>
-        <w:t xml:space="preserve"> Date =   </w:t>
-      </w:r>
-      <w:proofErr w:type="gramStart"/>
-      <w:r>
-        <w:t>CALENDARAUTO(</w:t>
-      </w:r>
-      <w:proofErr w:type="gramEnd"/>
-      <w:r>
-        <w:t>6)</w:t>
+        <w:t xml:space="preserve"> Date =   CALENDARAUTO(6)</w:t>
       </w:r>
     </w:p>
     <w:p>
@@ -1725,9 +1705,8 @@
           <w:lang w:eastAsia="en-IN"/>
           <w14:ligatures w14:val="none"/>
         </w:rPr>
-        <w:t xml:space="preserve">    &amp; IF(MONTH('Date'[Date]) &lt;= 3, </w:t>
-      </w:r>
-      <w:proofErr w:type="gramStart"/>
+        <w:t xml:space="preserve">    &amp; IF(MONTH('Date'[Date]) &lt;= 3, 3,       IF(</w:t>
+      </w:r>
       <w:r>
         <w:rPr>
           <w:rFonts w:ascii="Segoe UI" w:eastAsia="Times New Roman" w:hAnsi="Segoe UI" w:cs="Segoe UI"/>
@@ -1738,9 +1717,8 @@
           <w:lang w:eastAsia="en-IN"/>
           <w14:ligatures w14:val="none"/>
         </w:rPr>
-        <w:t xml:space="preserve">3,   </w:t>
-      </w:r>
-      <w:proofErr w:type="gramEnd"/>
+        <w:t xml:space="preserve"> </w:t>
+      </w:r>
       <w:r>
         <w:rPr>
           <w:rFonts w:ascii="Segoe UI" w:eastAsia="Times New Roman" w:hAnsi="Segoe UI" w:cs="Segoe UI"/>
@@ -1751,9 +1729,8 @@
           <w:lang w:eastAsia="en-IN"/>
           <w14:ligatures w14:val="none"/>
         </w:rPr>
-        <w:t xml:space="preserve">    </w:t>
-      </w:r>
-      <w:proofErr w:type="gramStart"/>
+        <w:t xml:space="preserve">            MONTH('Date'[Date]) &lt;= 6,</w:t>
+      </w:r>
       <w:r>
         <w:rPr>
           <w:rFonts w:ascii="Segoe UI" w:eastAsia="Times New Roman" w:hAnsi="Segoe UI" w:cs="Segoe UI"/>
@@ -1764,7 +1741,7 @@
           <w:lang w:eastAsia="en-IN"/>
           <w14:ligatures w14:val="none"/>
         </w:rPr>
-        <w:t>IF(</w:t>
+        <w:t xml:space="preserve"> </w:t>
       </w:r>
       <w:r>
         <w:rPr>
@@ -1776,7 +1753,7 @@
           <w:lang w:eastAsia="en-IN"/>
           <w14:ligatures w14:val="none"/>
         </w:rPr>
-        <w:t xml:space="preserve"> </w:t>
+        <w:t xml:space="preserve">   4,         IF(</w:t>
       </w:r>
       <w:r>
         <w:rPr>
@@ -1790,7 +1767,6 @@
         </w:rPr>
         <w:t xml:space="preserve"> </w:t>
       </w:r>
-      <w:proofErr w:type="gramEnd"/>
       <w:r>
         <w:rPr>
           <w:rFonts w:ascii="Segoe UI" w:eastAsia="Times New Roman" w:hAnsi="Segoe UI" w:cs="Segoe UI"/>
@@ -1801,9 +1777,8 @@
           <w:lang w:eastAsia="en-IN"/>
           <w14:ligatures w14:val="none"/>
         </w:rPr>
-        <w:t xml:space="preserve">           MONTH('Date'[Date]) &lt;= </w:t>
-      </w:r>
-      <w:proofErr w:type="gramStart"/>
+        <w:t xml:space="preserve">  MONTH('Date'[Date]) &lt;= 9,</w:t>
+      </w:r>
       <w:r>
         <w:rPr>
           <w:rFonts w:ascii="Segoe UI" w:eastAsia="Times New Roman" w:hAnsi="Segoe UI" w:cs="Segoe UI"/>
@@ -1814,7 +1789,7 @@
           <w:lang w:eastAsia="en-IN"/>
           <w14:ligatures w14:val="none"/>
         </w:rPr>
-        <w:t>6,</w:t>
+        <w:t xml:space="preserve"> </w:t>
       </w:r>
       <w:r>
         <w:rPr>
@@ -1826,184 +1801,7 @@
           <w:lang w:eastAsia="en-IN"/>
           <w14:ligatures w14:val="none"/>
         </w:rPr>
-        <w:t xml:space="preserve"> </w:t>
-      </w:r>
-      <w:r>
-        <w:rPr>
-          <w:rFonts w:ascii="Segoe UI" w:eastAsia="Times New Roman" w:hAnsi="Segoe UI" w:cs="Segoe UI"/>
-          <w:color w:val="222222"/>
-          <w:kern w:val="0"/>
-          <w:sz w:val="20"/>
-          <w:szCs w:val="20"/>
-          <w:lang w:eastAsia="en-IN"/>
-          <w14:ligatures w14:val="none"/>
-        </w:rPr>
-        <w:t xml:space="preserve">  </w:t>
-      </w:r>
-      <w:proofErr w:type="gramEnd"/>
-      <w:r>
-        <w:rPr>
-          <w:rFonts w:ascii="Segoe UI" w:eastAsia="Times New Roman" w:hAnsi="Segoe UI" w:cs="Segoe UI"/>
-          <w:color w:val="222222"/>
-          <w:kern w:val="0"/>
-          <w:sz w:val="20"/>
-          <w:szCs w:val="20"/>
-          <w:lang w:eastAsia="en-IN"/>
-          <w14:ligatures w14:val="none"/>
-        </w:rPr>
-        <w:t xml:space="preserve"> </w:t>
-      </w:r>
-      <w:proofErr w:type="gramStart"/>
-      <w:r>
-        <w:rPr>
-          <w:rFonts w:ascii="Segoe UI" w:eastAsia="Times New Roman" w:hAnsi="Segoe UI" w:cs="Segoe UI"/>
-          <w:color w:val="222222"/>
-          <w:kern w:val="0"/>
-          <w:sz w:val="20"/>
-          <w:szCs w:val="20"/>
-          <w:lang w:eastAsia="en-IN"/>
-          <w14:ligatures w14:val="none"/>
-        </w:rPr>
-        <w:t xml:space="preserve">4,   </w:t>
-      </w:r>
-      <w:proofErr w:type="gramEnd"/>
-      <w:r>
-        <w:rPr>
-          <w:rFonts w:ascii="Segoe UI" w:eastAsia="Times New Roman" w:hAnsi="Segoe UI" w:cs="Segoe UI"/>
-          <w:color w:val="222222"/>
-          <w:kern w:val="0"/>
-          <w:sz w:val="20"/>
-          <w:szCs w:val="20"/>
-          <w:lang w:eastAsia="en-IN"/>
-          <w14:ligatures w14:val="none"/>
-        </w:rPr>
-        <w:t xml:space="preserve">      </w:t>
-      </w:r>
-      <w:proofErr w:type="gramStart"/>
-      <w:r>
-        <w:rPr>
-          <w:rFonts w:ascii="Segoe UI" w:eastAsia="Times New Roman" w:hAnsi="Segoe UI" w:cs="Segoe UI"/>
-          <w:color w:val="222222"/>
-          <w:kern w:val="0"/>
-          <w:sz w:val="20"/>
-          <w:szCs w:val="20"/>
-          <w:lang w:eastAsia="en-IN"/>
-          <w14:ligatures w14:val="none"/>
-        </w:rPr>
-        <w:t>IF(</w:t>
-      </w:r>
-      <w:r>
-        <w:rPr>
-          <w:rFonts w:ascii="Segoe UI" w:eastAsia="Times New Roman" w:hAnsi="Segoe UI" w:cs="Segoe UI"/>
-          <w:color w:val="222222"/>
-          <w:kern w:val="0"/>
-          <w:sz w:val="20"/>
-          <w:szCs w:val="20"/>
-          <w:lang w:eastAsia="en-IN"/>
-          <w14:ligatures w14:val="none"/>
-        </w:rPr>
-        <w:t xml:space="preserve"> </w:t>
-      </w:r>
-      <w:r>
-        <w:rPr>
-          <w:rFonts w:ascii="Segoe UI" w:eastAsia="Times New Roman" w:hAnsi="Segoe UI" w:cs="Segoe UI"/>
-          <w:color w:val="222222"/>
-          <w:kern w:val="0"/>
-          <w:sz w:val="20"/>
-          <w:szCs w:val="20"/>
-          <w:lang w:eastAsia="en-IN"/>
-          <w14:ligatures w14:val="none"/>
-        </w:rPr>
-        <w:t xml:space="preserve"> </w:t>
-      </w:r>
-      <w:proofErr w:type="gramEnd"/>
-      <w:r>
-        <w:rPr>
-          <w:rFonts w:ascii="Segoe UI" w:eastAsia="Times New Roman" w:hAnsi="Segoe UI" w:cs="Segoe UI"/>
-          <w:color w:val="222222"/>
-          <w:kern w:val="0"/>
-          <w:sz w:val="20"/>
-          <w:szCs w:val="20"/>
-          <w:lang w:eastAsia="en-IN"/>
-          <w14:ligatures w14:val="none"/>
-        </w:rPr>
-        <w:t xml:space="preserve"> MONTH('Date'[Date]) &lt;= </w:t>
-      </w:r>
-      <w:proofErr w:type="gramStart"/>
-      <w:r>
-        <w:rPr>
-          <w:rFonts w:ascii="Segoe UI" w:eastAsia="Times New Roman" w:hAnsi="Segoe UI" w:cs="Segoe UI"/>
-          <w:color w:val="222222"/>
-          <w:kern w:val="0"/>
-          <w:sz w:val="20"/>
-          <w:szCs w:val="20"/>
-          <w:lang w:eastAsia="en-IN"/>
-          <w14:ligatures w14:val="none"/>
-        </w:rPr>
-        <w:t>9,</w:t>
-      </w:r>
-      <w:r>
-        <w:rPr>
-          <w:rFonts w:ascii="Segoe UI" w:eastAsia="Times New Roman" w:hAnsi="Segoe UI" w:cs="Segoe UI"/>
-          <w:color w:val="222222"/>
-          <w:kern w:val="0"/>
-          <w:sz w:val="20"/>
-          <w:szCs w:val="20"/>
-          <w:lang w:eastAsia="en-IN"/>
-          <w14:ligatures w14:val="none"/>
-        </w:rPr>
-        <w:t xml:space="preserve"> </w:t>
-      </w:r>
-      <w:r>
-        <w:rPr>
-          <w:rFonts w:ascii="Segoe UI" w:eastAsia="Times New Roman" w:hAnsi="Segoe UI" w:cs="Segoe UI"/>
-          <w:color w:val="222222"/>
-          <w:kern w:val="0"/>
-          <w:sz w:val="20"/>
-          <w:szCs w:val="20"/>
-          <w:lang w:eastAsia="en-IN"/>
-          <w14:ligatures w14:val="none"/>
-        </w:rPr>
-        <w:t xml:space="preserve">  </w:t>
-      </w:r>
-      <w:proofErr w:type="gramEnd"/>
-      <w:r>
-        <w:rPr>
-          <w:rFonts w:ascii="Segoe UI" w:eastAsia="Times New Roman" w:hAnsi="Segoe UI" w:cs="Segoe UI"/>
-          <w:color w:val="222222"/>
-          <w:kern w:val="0"/>
-          <w:sz w:val="20"/>
-          <w:szCs w:val="20"/>
-          <w:lang w:eastAsia="en-IN"/>
-          <w14:ligatures w14:val="none"/>
-        </w:rPr>
-        <w:t xml:space="preserve">     </w:t>
-      </w:r>
-      <w:proofErr w:type="gramStart"/>
-      <w:r>
-        <w:rPr>
-          <w:rFonts w:ascii="Segoe UI" w:eastAsia="Times New Roman" w:hAnsi="Segoe UI" w:cs="Segoe UI"/>
-          <w:color w:val="222222"/>
-          <w:kern w:val="0"/>
-          <w:sz w:val="20"/>
-          <w:szCs w:val="20"/>
-          <w:lang w:eastAsia="en-IN"/>
-          <w14:ligatures w14:val="none"/>
-        </w:rPr>
-        <w:t xml:space="preserve">1,   </w:t>
-      </w:r>
-      <w:proofErr w:type="gramEnd"/>
-      <w:r>
-        <w:rPr>
-          <w:rFonts w:ascii="Segoe UI" w:eastAsia="Times New Roman" w:hAnsi="Segoe UI" w:cs="Segoe UI"/>
-          <w:color w:val="222222"/>
-          <w:kern w:val="0"/>
-          <w:sz w:val="20"/>
-          <w:szCs w:val="20"/>
-          <w:lang w:eastAsia="en-IN"/>
-          <w14:ligatures w14:val="none"/>
-        </w:rPr>
-        <w:t xml:space="preserve">            2</w:t>
+        <w:t xml:space="preserve">       1,               2</w:t>
       </w:r>
     </w:p>
     <w:p>
@@ -3158,23 +2956,7 @@
           <w:lang w:eastAsia="en-IN"/>
           <w14:ligatures w14:val="none"/>
         </w:rPr>
-        <w:t xml:space="preserve"> </w:t>
-      </w:r>
-      <w:proofErr w:type="gramStart"/>
-      <w:r>
-        <w:rPr>
-          <w:rFonts w:ascii="Consolas" w:eastAsia="Times New Roman" w:hAnsi="Consolas" w:cs="Times New Roman"/>
-          <w:i/>
-          <w:iCs/>
-          <w:color w:val="212529"/>
-          <w:kern w:val="0"/>
-          <w:sz w:val="21"/>
-          <w:szCs w:val="21"/>
-          <w:shd w:val="clear" w:color="auto" w:fill="F9F9F9"/>
-          <w:lang w:eastAsia="en-IN"/>
-          <w14:ligatures w14:val="none"/>
-        </w:rPr>
-        <w:t>=</w:t>
+        <w:t xml:space="preserve"> =</w:t>
       </w:r>
       <w:r>
         <w:rPr>
@@ -3201,20 +2983,7 @@
           <w:szCs w:val="21"/>
           <w:shd w:val="clear" w:color="auto" w:fill="F9F9F9"/>
         </w:rPr>
-        <w:t xml:space="preserve"> (</w:t>
-      </w:r>
-      <w:proofErr w:type="gramEnd"/>
-      <w:r>
-        <w:rPr>
-          <w:rFonts w:ascii="Consolas" w:hAnsi="Consolas"/>
-          <w:i/>
-          <w:iCs/>
-          <w:color w:val="212529"/>
-          <w:sz w:val="21"/>
-          <w:szCs w:val="21"/>
-          <w:shd w:val="clear" w:color="auto" w:fill="F9F9F9"/>
-        </w:rPr>
-        <w:t>YEAR('Date'[Date]) * 100) + MONTH('Date'[Date])</w:t>
+        <w:t xml:space="preserve"> (YEAR('Date'[Date]) * 100) + MONTH('Date'[Date])</w:t>
       </w:r>
     </w:p>
     <w:p>
@@ -4590,22 +4359,10 @@
           <w:b/>
           <w:bCs/>
         </w:rPr>
-        <w:t xml:space="preserve">Average of Unit </w:t>
-      </w:r>
-      <w:proofErr w:type="gramStart"/>
-      <w:r>
-        <w:rPr>
-          <w:b/>
-          <w:bCs/>
-        </w:rPr>
-        <w:t>Price</w:t>
-      </w:r>
-      <w:r>
-        <w:t>, and</w:t>
-      </w:r>
-      <w:proofErr w:type="gramEnd"/>
-      <w:r>
-        <w:t xml:space="preserve"> then notice the available menu options.</w:t>
+        <w:t>Average of Unit Price</w:t>
+      </w:r>
+      <w:r>
+        <w:t>, and then notice the available menu options.</w:t>
       </w:r>
     </w:p>
     <w:p>
@@ -4689,21 +4446,7 @@
         <w:rPr>
           <w:highlight w:val="yellow"/>
         </w:rPr>
-        <w:t xml:space="preserve"> Price =   </w:t>
-      </w:r>
-      <w:proofErr w:type="gramStart"/>
-      <w:r>
-        <w:rPr>
-          <w:highlight w:val="yellow"/>
-        </w:rPr>
-        <w:t>AVERAGE(Sales[</w:t>
-      </w:r>
-      <w:proofErr w:type="gramEnd"/>
-      <w:r>
-        <w:rPr>
-          <w:highlight w:val="yellow"/>
-        </w:rPr>
-        <w:t>Unit Price])</w:t>
+        <w:t xml:space="preserve"> Price =   AVERAGE(Sales[Unit Price])</w:t>
       </w:r>
     </w:p>
     <w:p>
@@ -4722,15 +4465,7 @@
       </w:r>
       <w:proofErr w:type="spellEnd"/>
       <w:r>
-        <w:t xml:space="preserve"> Price measure to the matrix </w:t>
-      </w:r>
-      <w:proofErr w:type="gramStart"/>
-      <w:r>
-        <w:t>visual, and</w:t>
-      </w:r>
-      <w:proofErr w:type="gramEnd"/>
-      <w:r>
-        <w:t xml:space="preserve"> notice that it produces the same result as the Unit Price column (but with different formatting).</w:t>
+        <w:t xml:space="preserve"> Price measure to the matrix visual, and notice that it produces the same result as the Unit Price column (but with different formatting).</w:t>
       </w:r>
     </w:p>
     <w:p>
@@ -4934,20 +4669,20 @@
           <w:highlight w:val="yellow"/>
         </w:rPr>
       </w:pPr>
-      <w:proofErr w:type="gramStart"/>
       <w:r>
         <w:rPr>
           <w:highlight w:val="yellow"/>
         </w:rPr>
-        <w:t>MEDIAN(Sales[</w:t>
-      </w:r>
-      <w:proofErr w:type="gramEnd"/>
-      <w:r>
+        <w:t>MEDIAN(Sales[Unit Price])</w:t>
+      </w:r>
+    </w:p>
+    <w:p>
+      <w:pPr>
+        <w:ind w:left="720"/>
         <w:rPr>
           <w:highlight w:val="yellow"/>
         </w:rPr>
-        <w:t>Unit Price])</w:t>
-      </w:r>
+      </w:pPr>
     </w:p>
     <w:p>
       <w:pPr>
@@ -4956,6 +4691,12 @@
           <w:highlight w:val="yellow"/>
         </w:rPr>
       </w:pPr>
+      <w:r>
+        <w:rPr>
+          <w:highlight w:val="yellow"/>
+        </w:rPr>
+        <w:t>Min Price =</w:t>
+      </w:r>
     </w:p>
     <w:p>
       <w:pPr>
@@ -4968,7 +4709,7 @@
         <w:rPr>
           <w:highlight w:val="yellow"/>
         </w:rPr>
-        <w:t>Min Price =</w:t>
+        <w:t>MIN(Sales[Unit Price])</w:t>
       </w:r>
     </w:p>
     <w:p>
@@ -4978,19 +4719,19 @@
           <w:highlight w:val="yellow"/>
         </w:rPr>
       </w:pPr>
-      <w:proofErr w:type="gramStart"/>
-      <w:r>
+    </w:p>
+    <w:p>
+      <w:pPr>
+        <w:ind w:left="720"/>
         <w:rPr>
           <w:highlight w:val="yellow"/>
         </w:rPr>
-        <w:t>MIN(Sales[</w:t>
-      </w:r>
-      <w:proofErr w:type="gramEnd"/>
+      </w:pPr>
       <w:r>
         <w:rPr>
           <w:highlight w:val="yellow"/>
         </w:rPr>
-        <w:t>Unit Price])</w:t>
+        <w:t>Max Price =</w:t>
       </w:r>
     </w:p>
     <w:p>
@@ -5000,6 +4741,12 @@
           <w:highlight w:val="yellow"/>
         </w:rPr>
       </w:pPr>
+      <w:r>
+        <w:rPr>
+          <w:highlight w:val="yellow"/>
+        </w:rPr>
+        <w:t>MAX(Sales[Unit Price])</w:t>
+      </w:r>
     </w:p>
     <w:p>
       <w:pPr>
@@ -5008,11 +4755,19 @@
           <w:highlight w:val="yellow"/>
         </w:rPr>
       </w:pPr>
-      <w:r>
+    </w:p>
+    <w:p>
+      <w:pPr>
+        <w:ind w:left="720"/>
         <w:rPr>
           <w:highlight w:val="yellow"/>
         </w:rPr>
-        <w:t>Max Price =</w:t>
+      </w:pPr>
+      <w:r>
+        <w:rPr>
+          <w:highlight w:val="yellow"/>
+        </w:rPr>
+        <w:t>Orders =</w:t>
       </w:r>
     </w:p>
     <w:p>
@@ -5022,65 +4777,13 @@
           <w:highlight w:val="yellow"/>
         </w:rPr>
       </w:pPr>
-      <w:proofErr w:type="gramStart"/>
       <w:r>
         <w:rPr>
           <w:highlight w:val="yellow"/>
         </w:rPr>
-        <w:t>MAX(Sales[</w:t>
-      </w:r>
-      <w:proofErr w:type="gramEnd"/>
-      <w:r>
-        <w:rPr>
-          <w:highlight w:val="yellow"/>
-        </w:rPr>
-        <w:t>Unit Price])</w:t>
-      </w:r>
-    </w:p>
-    <w:p>
-      <w:pPr>
-        <w:ind w:left="720"/>
-        <w:rPr>
-          <w:highlight w:val="yellow"/>
-        </w:rPr>
-      </w:pPr>
-    </w:p>
-    <w:p>
-      <w:pPr>
-        <w:ind w:left="720"/>
-        <w:rPr>
-          <w:highlight w:val="yellow"/>
-        </w:rPr>
-      </w:pPr>
-      <w:r>
-        <w:rPr>
-          <w:highlight w:val="yellow"/>
-        </w:rPr>
-        <w:t>Orders =</w:t>
-      </w:r>
-    </w:p>
-    <w:p>
-      <w:pPr>
-        <w:ind w:left="720"/>
-        <w:rPr>
-          <w:highlight w:val="yellow"/>
-        </w:rPr>
-      </w:pPr>
-      <w:r>
-        <w:rPr>
-          <w:highlight w:val="yellow"/>
-        </w:rPr>
-        <w:t>DISTINCTCOUNT(</w:t>
-      </w:r>
-      <w:proofErr w:type="gramStart"/>
-      <w:r>
-        <w:rPr>
-          <w:highlight w:val="yellow"/>
-        </w:rPr>
-        <w:t>Sales[</w:t>
+        <w:t>DISTINCTCOUNT(Sales[</w:t>
       </w:r>
       <w:proofErr w:type="spellStart"/>
-      <w:proofErr w:type="gramEnd"/>
       <w:r>
         <w:rPr>
           <w:highlight w:val="yellow"/>
@@ -6671,10 +6374,13 @@
           <w:lang w:eastAsia="en-IN"/>
           <w14:ligatures w14:val="none"/>
         </w:rPr>
-        <w:t xml:space="preserve"> </w:t>
-      </w:r>
-      <w:proofErr w:type="gramStart"/>
-      <w:r>
+        <w:t xml:space="preserve"> IF(</w:t>
+      </w:r>
+    </w:p>
+    <w:p>
+      <w:pPr>
+        <w:spacing w:after="0" w:line="240" w:lineRule="auto"/>
+        <w:ind w:left="720"/>
         <w:rPr>
           <w:rFonts w:ascii="Consolas" w:eastAsia="Times New Roman" w:hAnsi="Consolas" w:cs="Times New Roman"/>
           <w:i/>
@@ -6688,14 +6394,8 @@
           <w:lang w:eastAsia="en-IN"/>
           <w14:ligatures w14:val="none"/>
         </w:rPr>
-        <w:t>IF(</w:t>
-      </w:r>
-      <w:proofErr w:type="gramEnd"/>
-    </w:p>
-    <w:p>
-      <w:pPr>
-        <w:spacing w:after="0" w:line="240" w:lineRule="auto"/>
-        <w:ind w:left="720"/>
+      </w:pPr>
+      <w:r>
         <w:rPr>
           <w:rFonts w:ascii="Consolas" w:eastAsia="Times New Roman" w:hAnsi="Consolas" w:cs="Times New Roman"/>
           <w:i/>
@@ -6709,8 +6409,13 @@
           <w:lang w:eastAsia="en-IN"/>
           <w14:ligatures w14:val="none"/>
         </w:rPr>
-      </w:pPr>
-      <w:r>
+        <w:t xml:space="preserve">     HASONEVALUE('Salesperson (Performance)'[Salesperson]),</w:t>
+      </w:r>
+    </w:p>
+    <w:p>
+      <w:pPr>
+        <w:spacing w:after="0" w:line="240" w:lineRule="auto"/>
+        <w:ind w:left="720"/>
         <w:rPr>
           <w:rFonts w:ascii="Consolas" w:eastAsia="Times New Roman" w:hAnsi="Consolas" w:cs="Times New Roman"/>
           <w:i/>
@@ -6724,9 +6429,7 @@
           <w:lang w:eastAsia="en-IN"/>
           <w14:ligatures w14:val="none"/>
         </w:rPr>
-        <w:t xml:space="preserve">     </w:t>
-      </w:r>
-      <w:proofErr w:type="gramStart"/>
+      </w:pPr>
       <w:r>
         <w:rPr>
           <w:rFonts w:ascii="Consolas" w:eastAsia="Times New Roman" w:hAnsi="Consolas" w:cs="Times New Roman"/>
@@ -6741,79 +6444,9 @@
           <w:lang w:eastAsia="en-IN"/>
           <w14:ligatures w14:val="none"/>
         </w:rPr>
-        <w:t>HASONEVALUE(</w:t>
-      </w:r>
-      <w:proofErr w:type="gramEnd"/>
-      <w:r>
-        <w:rPr>
-          <w:rFonts w:ascii="Consolas" w:eastAsia="Times New Roman" w:hAnsi="Consolas" w:cs="Times New Roman"/>
-          <w:i/>
-          <w:iCs/>
-          <w:color w:val="212529"/>
-          <w:kern w:val="0"/>
-          <w:sz w:val="21"/>
-          <w:szCs w:val="21"/>
-          <w:highlight w:val="yellow"/>
-          <w:shd w:val="clear" w:color="auto" w:fill="F9F9F9"/>
-          <w:lang w:eastAsia="en-IN"/>
-          <w14:ligatures w14:val="none"/>
-        </w:rPr>
-        <w:t>'Salesperson (Performance)'[Salesperson]),</w:t>
-      </w:r>
-    </w:p>
-    <w:p>
-      <w:pPr>
-        <w:spacing w:after="0" w:line="240" w:lineRule="auto"/>
-        <w:ind w:left="720"/>
-        <w:rPr>
-          <w:rFonts w:ascii="Consolas" w:eastAsia="Times New Roman" w:hAnsi="Consolas" w:cs="Times New Roman"/>
-          <w:i/>
-          <w:iCs/>
-          <w:color w:val="212529"/>
-          <w:kern w:val="0"/>
-          <w:sz w:val="21"/>
-          <w:szCs w:val="21"/>
-          <w:highlight w:val="yellow"/>
-          <w:shd w:val="clear" w:color="auto" w:fill="F9F9F9"/>
-          <w:lang w:eastAsia="en-IN"/>
-          <w14:ligatures w14:val="none"/>
-        </w:rPr>
-      </w:pPr>
-      <w:r>
-        <w:rPr>
-          <w:rFonts w:ascii="Consolas" w:eastAsia="Times New Roman" w:hAnsi="Consolas" w:cs="Times New Roman"/>
-          <w:i/>
-          <w:iCs/>
-          <w:color w:val="212529"/>
-          <w:kern w:val="0"/>
-          <w:sz w:val="21"/>
-          <w:szCs w:val="21"/>
-          <w:highlight w:val="yellow"/>
-          <w:shd w:val="clear" w:color="auto" w:fill="F9F9F9"/>
-          <w:lang w:eastAsia="en-IN"/>
-          <w14:ligatures w14:val="none"/>
-        </w:rPr>
-        <w:t xml:space="preserve">     SUM(</w:t>
-      </w:r>
-      <w:proofErr w:type="gramStart"/>
-      <w:r>
-        <w:rPr>
-          <w:rFonts w:ascii="Consolas" w:eastAsia="Times New Roman" w:hAnsi="Consolas" w:cs="Times New Roman"/>
-          <w:i/>
-          <w:iCs/>
-          <w:color w:val="212529"/>
-          <w:kern w:val="0"/>
-          <w:sz w:val="21"/>
-          <w:szCs w:val="21"/>
-          <w:highlight w:val="yellow"/>
-          <w:shd w:val="clear" w:color="auto" w:fill="F9F9F9"/>
-          <w:lang w:eastAsia="en-IN"/>
-          <w14:ligatures w14:val="none"/>
-        </w:rPr>
-        <w:t>Targets[</w:t>
+        <w:t xml:space="preserve">     SUM(Targets[</w:t>
       </w:r>
       <w:proofErr w:type="spellStart"/>
-      <w:proofErr w:type="gramEnd"/>
       <w:r>
         <w:rPr>
           <w:rFonts w:ascii="Consolas" w:eastAsia="Times New Roman" w:hAnsi="Consolas" w:cs="Times New Roman"/>
@@ -7171,14 +6804,12 @@
           <w:highlight w:val="yellow"/>
         </w:rPr>
       </w:pPr>
-      <w:proofErr w:type="gramStart"/>
       <w:r>
         <w:rPr>
           <w:highlight w:val="yellow"/>
         </w:rPr>
         <w:t>IF(</w:t>
       </w:r>
-      <w:proofErr w:type="gramEnd"/>
     </w:p>
     <w:p>
       <w:pPr>
@@ -7193,20 +6824,7 @@
           <w:highlight w:val="yellow"/>
         </w:rPr>
         <w:tab/>
-      </w:r>
-      <w:proofErr w:type="gramStart"/>
-      <w:r>
-        <w:rPr>
-          <w:highlight w:val="yellow"/>
-        </w:rPr>
-        <w:t>HASONEVALUE(</w:t>
-      </w:r>
-      <w:proofErr w:type="gramEnd"/>
-      <w:r>
-        <w:rPr>
-          <w:highlight w:val="yellow"/>
-        </w:rPr>
-        <w:t>'Salesperson (Performance)'[Salesperson]),</w:t>
+        <w:t>HASONEVALUE('Salesperson (Performance)'[Salesperson]),</w:t>
       </w:r>
     </w:p>
     <w:p>
@@ -7222,21 +6840,7 @@
           <w:highlight w:val="yellow"/>
         </w:rPr>
         <w:tab/>
-        <w:t>SUM(</w:t>
-      </w:r>
-      <w:proofErr w:type="gramStart"/>
-      <w:r>
-        <w:rPr>
-          <w:highlight w:val="yellow"/>
-        </w:rPr>
-        <w:t>Sales[</w:t>
-      </w:r>
-      <w:proofErr w:type="gramEnd"/>
-      <w:r>
-        <w:rPr>
-          <w:highlight w:val="yellow"/>
-        </w:rPr>
-        <w:t>Sales]) - [Target]</w:t>
+        <w:t>SUM(Sales[Sales]) - [Target]</w:t>
       </w:r>
     </w:p>
     <w:p>
@@ -7313,6 +6917,21 @@
       </w:pPr>
       <w:r>
         <w:t>Format the Variance Margin measure as percentage with two decimal places.</w:t>
+      </w:r>
+    </w:p>
+    <w:p>
+      <w:pPr>
+        <w:pStyle w:val="ListParagraph"/>
+        <w:numPr>
+          <w:ilvl w:val="0"/>
+          <w:numId w:val="24"/>
+        </w:numPr>
+      </w:pPr>
+      <w:r>
+        <w:t xml:space="preserve">Change the Format to Percentage for </w:t>
+      </w:r>
+      <w:r>
+        <w:t>Variance Margin measure</w:t>
       </w:r>
     </w:p>
     <w:p>
@@ -11231,6 +10850,7 @@
   <w:style w:type="character" w:default="1" w:styleId="DefaultParagraphFont">
     <w:name w:val="Default Paragraph Font"/>
     <w:uiPriority w:val="1"/>
+    <w:semiHidden/>
     <w:unhideWhenUsed/>
   </w:style>
   <w:style w:type="table" w:default="1" w:styleId="TableNormal">
